--- a/applications_generated/nvidia_research_scientist_phd_new_college_grad_gener/ATS_RESUME.docx
+++ b/applications_generated/nvidia_research_scientist_phd_new_college_grad_gener/ATS_RESUME.docx
@@ -594,31 +594,31 @@
       </w:rPr>
     </w:lvl>
   </w:abstractNum>
-  <w:num w:numId="1" w16cid:durableId="1617520331">
+  <w:num w:numId="1" w16cid:durableId="2043893768">
     <w:abstractNumId w:val="8"/>
   </w:num>
-  <w:num w:numId="2" w16cid:durableId="1751150308">
+  <w:num w:numId="2" w16cid:durableId="2057046378">
     <w:abstractNumId w:val="6"/>
   </w:num>
-  <w:num w:numId="3" w16cid:durableId="405034682">
+  <w:num w:numId="3" w16cid:durableId="1476684099">
     <w:abstractNumId w:val="5"/>
   </w:num>
-  <w:num w:numId="4" w16cid:durableId="477453329">
+  <w:num w:numId="4" w16cid:durableId="1541747516">
     <w:abstractNumId w:val="4"/>
   </w:num>
-  <w:num w:numId="5" w16cid:durableId="2098405089">
+  <w:num w:numId="5" w16cid:durableId="1150173651">
     <w:abstractNumId w:val="7"/>
   </w:num>
-  <w:num w:numId="6" w16cid:durableId="1081370715">
+  <w:num w:numId="6" w16cid:durableId="181482478">
     <w:abstractNumId w:val="3"/>
   </w:num>
-  <w:num w:numId="7" w16cid:durableId="403377479">
+  <w:num w:numId="7" w16cid:durableId="855728167">
     <w:abstractNumId w:val="2"/>
   </w:num>
-  <w:num w:numId="8" w16cid:durableId="2114010357">
+  <w:num w:numId="8" w16cid:durableId="374503940">
     <w:abstractNumId w:val="1"/>
   </w:num>
-  <w:num w:numId="9" w16cid:durableId="1019745297">
+  <w:num w:numId="9" w16cid:durableId="815298132">
     <w:abstractNumId w:val="0"/>
   </w:num>
 </w:numbering>

--- a/applications_generated/nvidia_research_scientist_phd_new_college_grad_gener/ATS_RESUME.docx
+++ b/applications_generated/nvidia_research_scientist_phd_new_college_grad_gener/ATS_RESUME.docx
@@ -594,31 +594,31 @@
       </w:rPr>
     </w:lvl>
   </w:abstractNum>
-  <w:num w:numId="1" w16cid:durableId="2043893768">
+  <w:num w:numId="1" w16cid:durableId="201288826">
     <w:abstractNumId w:val="8"/>
   </w:num>
-  <w:num w:numId="2" w16cid:durableId="2057046378">
+  <w:num w:numId="2" w16cid:durableId="411046731">
     <w:abstractNumId w:val="6"/>
   </w:num>
-  <w:num w:numId="3" w16cid:durableId="1476684099">
+  <w:num w:numId="3" w16cid:durableId="22750409">
     <w:abstractNumId w:val="5"/>
   </w:num>
-  <w:num w:numId="4" w16cid:durableId="1541747516">
+  <w:num w:numId="4" w16cid:durableId="233318984">
     <w:abstractNumId w:val="4"/>
   </w:num>
-  <w:num w:numId="5" w16cid:durableId="1150173651">
+  <w:num w:numId="5" w16cid:durableId="636035156">
     <w:abstractNumId w:val="7"/>
   </w:num>
-  <w:num w:numId="6" w16cid:durableId="181482478">
+  <w:num w:numId="6" w16cid:durableId="319894350">
     <w:abstractNumId w:val="3"/>
   </w:num>
-  <w:num w:numId="7" w16cid:durableId="855728167">
+  <w:num w:numId="7" w16cid:durableId="1869366538">
     <w:abstractNumId w:val="2"/>
   </w:num>
-  <w:num w:numId="8" w16cid:durableId="374503940">
+  <w:num w:numId="8" w16cid:durableId="908730561">
     <w:abstractNumId w:val="1"/>
   </w:num>
-  <w:num w:numId="9" w16cid:durableId="815298132">
+  <w:num w:numId="9" w16cid:durableId="385571829">
     <w:abstractNumId w:val="0"/>
   </w:num>
 </w:numbering>
